--- a/Coding 2 - year/Unit 2 - Object-Oriented Programming/Daily Lesson Plans/Word/Day 18.docx
+++ b/Coding 2 - year/Unit 2 - Object-Oriented Programming/Daily Lesson Plans/Word/Day 18.docx
@@ -50,12 +50,15 @@
               </w:rPr>
               <w:t xml:space="preserve">Coding II — Full Year</w:t>
             </w:r>
-          </w:p>
-          <w:p>
-            <w:pPr>
-              <w:spacing w:before="40"/>
-              <w:jc w:val="center"/>
-            </w:pPr>
+            <w:r>
+              <w:rPr>
+                <w:rFonts w:ascii="Arial" w:cs="Arial" w:eastAsia="Arial" w:hAnsi="Arial"/>
+                <w:sz w:val="16"/>
+                <w:szCs w:val="16"/>
+              </w:rPr>
+              <w:br/>
+              <w:t xml:space="preserve"/>
+            </w:r>
             <w:r>
               <w:rPr>
                 <w:rFonts w:ascii="Arial" w:cs="Arial" w:eastAsia="Arial" w:hAnsi="Arial"/>
@@ -83,7 +86,7 @@
           <w:rFonts w:ascii="Arial" w:cs="Arial" w:eastAsia="Arial" w:hAnsi="Arial"/>
           <w:b/>
           <w:bCs/>
-          <w:color w:val="0D3B1F"/>
+          <w:color w:val="1B7A4A"/>
           <w:sz w:val="32"/>
           <w:szCs w:val="32"/>
         </w:rPr>
@@ -261,9 +264,9 @@
               <w:right w:val="single" w:color="CCCCCC" w:sz="1"/>
             </w:tcBorders>
             <w:tcMar>
-              <w:top w:type="dxa" w:w="60"/>
+              <w:top w:type="dxa" w:w="80"/>
               <w:left w:type="dxa" w:w="120"/>
-              <w:bottom w:type="dxa" w:w="60"/>
+              <w:bottom w:type="dxa" w:w="80"/>
               <w:right w:type="dxa" w:w="120"/>
             </w:tcMar>
           </w:tcPr>
@@ -290,20 +293,213 @@
               <w:right w:val="single" w:color="CCCCCC" w:sz="1"/>
             </w:tcBorders>
             <w:tcMar>
-              <w:top w:type="dxa" w:w="60"/>
+              <w:top w:type="dxa" w:w="80"/>
               <w:left w:type="dxa" w:w="120"/>
-              <w:bottom w:type="dxa" w:w="60"/>
+              <w:bottom w:type="dxa" w:w="80"/>
               <w:right w:type="dxa" w:w="120"/>
             </w:tcMar>
           </w:tcPr>
           <w:p>
-            <w:r>
-              <w:rPr>
-                <w:rFonts w:ascii="Arial" w:cs="Arial" w:eastAsia="Arial" w:hAnsi="Arial"/>
-                <w:sz w:val="20"/>
-                <w:szCs w:val="20"/>
+            <w:pPr>
+              <w:spacing w:after="80" w:before="80"/>
+            </w:pPr>
+            <w:r>
+              <w:rPr>
+                <w:rFonts w:ascii="Arial" w:cs="Arial" w:eastAsia="Arial" w:hAnsi="Arial"/>
+                <w:b/>
+                <w:bCs/>
+                <w:i w:val="false"/>
+                <w:iCs w:val="false"/>
+                <w:color w:val="000000"/>
+                <w:sz w:val="22"/>
+                <w:szCs w:val="22"/>
               </w:rPr>
               <w:t xml:space="preserve">Bell Ringer / Review</w:t>
+            </w:r>
+            <w:r>
+              <w:rPr>
+                <w:rFonts w:ascii="Arial" w:cs="Arial" w:eastAsia="Arial" w:hAnsi="Arial"/>
+                <w:sz w:val="20"/>
+                <w:szCs w:val="20"/>
+              </w:rPr>
+              <w:br/>
+              <w:t xml:space="preserve"/>
+            </w:r>
+            <w:r>
+              <w:rPr>
+                <w:rFonts w:ascii="Arial" w:cs="Arial" w:eastAsia="Arial" w:hAnsi="Arial"/>
+                <w:sz w:val="20"/>
+                <w:szCs w:val="20"/>
+              </w:rPr>
+              <w:br/>
+              <w:t xml:space="preserve"/>
+            </w:r>
+            <w:r>
+              <w:rPr>
+                <w:rFonts w:ascii="Arial" w:cs="Arial" w:eastAsia="Arial" w:hAnsi="Arial"/>
+                <w:b/>
+                <w:bCs/>
+                <w:i w:val="false"/>
+                <w:iCs w:val="false"/>
+                <w:color w:val="000000"/>
+                <w:sz w:val="20"/>
+                <w:szCs w:val="20"/>
+              </w:rPr>
+              <w:t xml:space="preserve">Quick Write </w:t>
+            </w:r>
+            <w:r>
+              <w:rPr>
+                <w:rFonts w:ascii="Arial" w:cs="Arial" w:eastAsia="Arial" w:hAnsi="Arial"/>
+                <w:b w:val="false"/>
+                <w:bCs w:val="false"/>
+                <w:i w:val="false"/>
+                <w:iCs w:val="false"/>
+                <w:color w:val="000000"/>
+                <w:sz w:val="20"/>
+                <w:szCs w:val="20"/>
+              </w:rPr>
+              <w:t xml:space="preserve">(3 min — written or verbal):</w:t>
+            </w:r>
+            <w:r>
+              <w:rPr>
+                <w:rFonts w:ascii="Arial" w:cs="Arial" w:eastAsia="Arial" w:hAnsi="Arial"/>
+                <w:sz w:val="20"/>
+                <w:szCs w:val="20"/>
+              </w:rPr>
+              <w:br/>
+              <w:t xml:space="preserve"/>
+            </w:r>
+            <w:r>
+              <w:rPr>
+                <w:rFonts w:ascii="Arial" w:cs="Arial" w:eastAsia="Arial" w:hAnsi="Arial"/>
+                <w:b w:val="false"/>
+                <w:bCs w:val="false"/>
+                <w:i w:val="false"/>
+                <w:iCs w:val="false"/>
+                <w:color w:val="000000"/>
+                <w:sz w:val="20"/>
+                <w:szCs w:val="20"/>
+              </w:rPr>
+              <w:t xml:space="preserve">    What do you already know about how to implement comparison and arithmetic special methods to make objects behave like built-in types?</w:t>
+            </w:r>
+            <w:r>
+              <w:rPr>
+                <w:rFonts w:ascii="Arial" w:cs="Arial" w:eastAsia="Arial" w:hAnsi="Arial"/>
+                <w:sz w:val="20"/>
+                <w:szCs w:val="20"/>
+              </w:rPr>
+              <w:br/>
+              <w:t xml:space="preserve"/>
+            </w:r>
+            <w:r>
+              <w:rPr>
+                <w:rFonts w:ascii="Arial" w:cs="Arial" w:eastAsia="Arial" w:hAnsi="Arial"/>
+                <w:sz w:val="20"/>
+                <w:szCs w:val="20"/>
+              </w:rPr>
+              <w:br/>
+              <w:t xml:space="preserve"/>
+            </w:r>
+            <w:r>
+              <w:rPr>
+                <w:rFonts w:ascii="Arial" w:cs="Arial" w:eastAsia="Arial" w:hAnsi="Arial"/>
+                <w:b/>
+                <w:bCs/>
+                <w:i w:val="false"/>
+                <w:iCs w:val="false"/>
+                <w:color w:val="000000"/>
+                <w:sz w:val="20"/>
+                <w:szCs w:val="20"/>
+              </w:rPr>
+              <w:t xml:space="preserve">Vocabulary Preview — </w:t>
+            </w:r>
+            <w:r>
+              <w:rPr>
+                <w:rFonts w:ascii="Arial" w:cs="Arial" w:eastAsia="Arial" w:hAnsi="Arial"/>
+                <w:b w:val="false"/>
+                <w:bCs w:val="false"/>
+                <w:i w:val="false"/>
+                <w:iCs w:val="false"/>
+                <w:color w:val="000000"/>
+                <w:sz w:val="20"/>
+                <w:szCs w:val="20"/>
+              </w:rPr>
+              <w:t xml:space="preserve">terms we'll use today:</w:t>
+            </w:r>
+            <w:r>
+              <w:rPr>
+                <w:rFonts w:ascii="Arial" w:cs="Arial" w:eastAsia="Arial" w:hAnsi="Arial"/>
+                <w:sz w:val="20"/>
+                <w:szCs w:val="20"/>
+              </w:rPr>
+              <w:br/>
+              <w:t xml:space="preserve"/>
+            </w:r>
+            <w:r>
+              <w:rPr>
+                <w:rFonts w:ascii="Arial" w:cs="Arial" w:eastAsia="Arial" w:hAnsi="Arial"/>
+                <w:b w:val="false"/>
+                <w:bCs w:val="false"/>
+                <w:i w:val="false"/>
+                <w:iCs w:val="false"/>
+                <w:color w:val="000000"/>
+                <w:sz w:val="20"/>
+                <w:szCs w:val="20"/>
+              </w:rPr>
+              <w:t xml:space="preserve">    • __len__()   •   __eq__()   •   __lt__()   •   __add__()   •   __sub__(), __mul__(), __div__()   •   Operator Overloading</w:t>
+            </w:r>
+            <w:r>
+              <w:rPr>
+                <w:rFonts w:ascii="Arial" w:cs="Arial" w:eastAsia="Arial" w:hAnsi="Arial"/>
+                <w:sz w:val="20"/>
+                <w:szCs w:val="20"/>
+              </w:rPr>
+              <w:br/>
+              <w:t xml:space="preserve"/>
+            </w:r>
+            <w:r>
+              <w:rPr>
+                <w:rFonts w:ascii="Arial" w:cs="Arial" w:eastAsia="Arial" w:hAnsi="Arial"/>
+                <w:sz w:val="20"/>
+                <w:szCs w:val="20"/>
+              </w:rPr>
+              <w:br/>
+              <w:t xml:space="preserve"/>
+            </w:r>
+            <w:r>
+              <w:rPr>
+                <w:rFonts w:ascii="Arial" w:cs="Arial" w:eastAsia="Arial" w:hAnsi="Arial"/>
+                <w:b w:val="false"/>
+                <w:bCs w:val="false"/>
+                <w:i/>
+                <w:iCs/>
+                <w:color w:val="444444"/>
+                <w:sz w:val="20"/>
+                <w:szCs w:val="20"/>
+              </w:rPr>
+              <w:t xml:space="preserve">Today's Goal: By the end of class you will be able to implement comparison and arithmetic special methods to make objects behave like built-in types.</w:t>
+            </w:r>
+            <w:r>
+              <w:rPr>
+                <w:rFonts w:ascii="Arial" w:cs="Arial" w:eastAsia="Arial" w:hAnsi="Arial"/>
+                <w:sz w:val="20"/>
+                <w:szCs w:val="20"/>
+              </w:rPr>
+              <w:br/>
+              <w:t xml:space="preserve"/>
+            </w:r>
+            <w:r>
+              <w:rPr>
+                <w:rFonts w:ascii="Arial" w:cs="Arial" w:eastAsia="Arial" w:hAnsi="Arial"/>
+                <w:b w:val="false"/>
+                <w:bCs w:val="false"/>
+                <w:i/>
+                <w:iCs/>
+                <w:color w:val="555555"/>
+                <w:sz w:val="20"/>
+                <w:szCs w:val="20"/>
+              </w:rPr>
+              <w:t xml:space="preserve">→ Pair-share your response, then 2–3 students share with the class.</w:t>
             </w:r>
           </w:p>
         </w:tc>
@@ -319,9 +515,9 @@
               <w:right w:val="single" w:color="CCCCCC" w:sz="1"/>
             </w:tcBorders>
             <w:tcMar>
-              <w:top w:type="dxa" w:w="60"/>
+              <w:top w:type="dxa" w:w="80"/>
               <w:left w:type="dxa" w:w="120"/>
-              <w:bottom w:type="dxa" w:w="60"/>
+              <w:bottom w:type="dxa" w:w="80"/>
               <w:right w:type="dxa" w:w="120"/>
             </w:tcMar>
           </w:tcPr>
@@ -348,20 +544,261 @@
               <w:right w:val="single" w:color="CCCCCC" w:sz="1"/>
             </w:tcBorders>
             <w:tcMar>
-              <w:top w:type="dxa" w:w="60"/>
+              <w:top w:type="dxa" w:w="80"/>
               <w:left w:type="dxa" w:w="120"/>
-              <w:bottom w:type="dxa" w:w="60"/>
+              <w:bottom w:type="dxa" w:w="80"/>
               <w:right w:type="dxa" w:w="120"/>
             </w:tcMar>
           </w:tcPr>
           <w:p>
-            <w:r>
-              <w:rPr>
-                <w:rFonts w:ascii="Arial" w:cs="Arial" w:eastAsia="Arial" w:hAnsi="Arial"/>
-                <w:sz w:val="20"/>
-                <w:szCs w:val="20"/>
-              </w:rPr>
-              <w:t xml:space="preserve">Mini Lesson: Special Methods — __len__, __eq__, __add__, __lt__</w:t>
+            <w:pPr>
+              <w:spacing w:after="80" w:before="80"/>
+            </w:pPr>
+            <w:r>
+              <w:rPr>
+                <w:rFonts w:ascii="Arial" w:cs="Arial" w:eastAsia="Arial" w:hAnsi="Arial"/>
+                <w:b/>
+                <w:bCs/>
+                <w:i w:val="false"/>
+                <w:iCs w:val="false"/>
+                <w:color w:val="000000"/>
+                <w:sz w:val="22"/>
+                <w:szCs w:val="22"/>
+              </w:rPr>
+              <w:t xml:space="preserve">Mini Lesson: </w:t>
+            </w:r>
+            <w:r>
+              <w:rPr>
+                <w:rFonts w:ascii="Arial" w:cs="Arial" w:eastAsia="Arial" w:hAnsi="Arial"/>
+                <w:b w:val="false"/>
+                <w:bCs w:val="false"/>
+                <w:i w:val="false"/>
+                <w:iCs w:val="false"/>
+                <w:color w:val="000000"/>
+                <w:sz w:val="22"/>
+                <w:szCs w:val="22"/>
+              </w:rPr>
+              <w:t xml:space="preserve">Special Methods — __len__, __eq__, __add__, __lt__</w:t>
+            </w:r>
+            <w:r>
+              <w:rPr>
+                <w:rFonts w:ascii="Arial" w:cs="Arial" w:eastAsia="Arial" w:hAnsi="Arial"/>
+                <w:sz w:val="20"/>
+                <w:szCs w:val="20"/>
+              </w:rPr>
+              <w:br/>
+              <w:t xml:space="preserve"/>
+            </w:r>
+            <w:r>
+              <w:rPr>
+                <w:rFonts w:ascii="Arial" w:cs="Arial" w:eastAsia="Arial" w:hAnsi="Arial"/>
+                <w:sz w:val="20"/>
+                <w:szCs w:val="20"/>
+              </w:rPr>
+              <w:br/>
+              <w:t xml:space="preserve"/>
+            </w:r>
+            <w:r>
+              <w:rPr>
+                <w:rFonts w:ascii="Arial" w:cs="Arial" w:eastAsia="Arial" w:hAnsi="Arial"/>
+                <w:b/>
+                <w:bCs/>
+                <w:i/>
+                <w:iCs/>
+                <w:color w:val="000000"/>
+                <w:sz w:val="20"/>
+                <w:szCs w:val="20"/>
+              </w:rPr>
+              <w:t xml:space="preserve">Learning Target: </w:t>
+            </w:r>
+            <w:r>
+              <w:rPr>
+                <w:rFonts w:ascii="Arial" w:cs="Arial" w:eastAsia="Arial" w:hAnsi="Arial"/>
+                <w:b w:val="false"/>
+                <w:bCs w:val="false"/>
+                <w:i/>
+                <w:iCs/>
+                <w:color w:val="333333"/>
+                <w:sz w:val="20"/>
+                <w:szCs w:val="20"/>
+              </w:rPr>
+              <w:t xml:space="preserve">I can implement comparison and arithmetic special methods to make objects behave like built-in types.</w:t>
+            </w:r>
+            <w:r>
+              <w:rPr>
+                <w:rFonts w:ascii="Arial" w:cs="Arial" w:eastAsia="Arial" w:hAnsi="Arial"/>
+                <w:sz w:val="20"/>
+                <w:szCs w:val="20"/>
+              </w:rPr>
+              <w:br/>
+              <w:t xml:space="preserve"/>
+            </w:r>
+            <w:r>
+              <w:rPr>
+                <w:rFonts w:ascii="Arial" w:cs="Arial" w:eastAsia="Arial" w:hAnsi="Arial"/>
+                <w:sz w:val="20"/>
+                <w:szCs w:val="20"/>
+              </w:rPr>
+              <w:br/>
+              <w:t xml:space="preserve"/>
+            </w:r>
+            <w:r>
+              <w:rPr>
+                <w:rFonts w:ascii="Arial" w:cs="Arial" w:eastAsia="Arial" w:hAnsi="Arial"/>
+                <w:b w:val="false"/>
+                <w:bCs w:val="false"/>
+                <w:i w:val="false"/>
+                <w:iCs w:val="false"/>
+                <w:color w:val="000000"/>
+                <w:sz w:val="20"/>
+                <w:szCs w:val="20"/>
+              </w:rPr>
+              <w:t xml:space="preserve">__len__(): Returns the length of an object (called by len()).</w:t>
+            </w:r>
+            <w:r>
+              <w:rPr>
+                <w:rFonts w:ascii="Arial" w:cs="Arial" w:eastAsia="Arial" w:hAnsi="Arial"/>
+                <w:sz w:val="20"/>
+                <w:szCs w:val="20"/>
+              </w:rPr>
+              <w:br/>
+              <w:t xml:space="preserve"/>
+            </w:r>
+            <w:r>
+              <w:rPr>
+                <w:rFonts w:ascii="Arial" w:cs="Arial" w:eastAsia="Arial" w:hAnsi="Arial"/>
+                <w:b w:val="false"/>
+                <w:bCs w:val="false"/>
+                <w:i w:val="false"/>
+                <w:iCs w:val="false"/>
+                <w:color w:val="000000"/>
+                <w:sz w:val="20"/>
+                <w:szCs w:val="20"/>
+              </w:rPr>
+              <w:t xml:space="preserve">__eq__(): Compares two objects for equality (called by ==).</w:t>
+            </w:r>
+            <w:r>
+              <w:rPr>
+                <w:rFonts w:ascii="Arial" w:cs="Arial" w:eastAsia="Arial" w:hAnsi="Arial"/>
+                <w:sz w:val="20"/>
+                <w:szCs w:val="20"/>
+              </w:rPr>
+              <w:br/>
+              <w:t xml:space="preserve"/>
+            </w:r>
+            <w:r>
+              <w:rPr>
+                <w:rFonts w:ascii="Arial" w:cs="Arial" w:eastAsia="Arial" w:hAnsi="Arial"/>
+                <w:sz w:val="20"/>
+                <w:szCs w:val="20"/>
+              </w:rPr>
+              <w:br/>
+              <w:t xml:space="preserve"/>
+            </w:r>
+            <w:r>
+              <w:rPr>
+                <w:rFonts w:ascii="Arial" w:cs="Arial" w:eastAsia="Arial" w:hAnsi="Arial"/>
+                <w:b/>
+                <w:bCs/>
+                <w:i w:val="false"/>
+                <w:iCs w:val="false"/>
+                <w:color w:val="000000"/>
+                <w:sz w:val="20"/>
+                <w:szCs w:val="20"/>
+              </w:rPr>
+              <w:t xml:space="preserve">Vocabulary: </w:t>
+            </w:r>
+            <w:r>
+              <w:rPr>
+                <w:rFonts w:ascii="Arial" w:cs="Arial" w:eastAsia="Arial" w:hAnsi="Arial"/>
+                <w:b w:val="false"/>
+                <w:bCs w:val="false"/>
+                <w:i w:val="false"/>
+                <w:iCs w:val="false"/>
+                <w:color w:val="000000"/>
+                <w:sz w:val="20"/>
+                <w:szCs w:val="20"/>
+              </w:rPr>
+              <w:t xml:space="preserve">__len__(), __eq__(), __lt__(), __add__(), __sub__(), __mul__(), __div__(), Operator Overloading</w:t>
+            </w:r>
+            <w:r>
+              <w:rPr>
+                <w:rFonts w:ascii="Arial" w:cs="Arial" w:eastAsia="Arial" w:hAnsi="Arial"/>
+                <w:sz w:val="20"/>
+                <w:szCs w:val="20"/>
+              </w:rPr>
+              <w:br/>
+              <w:t xml:space="preserve"/>
+            </w:r>
+            <w:r>
+              <w:rPr>
+                <w:rFonts w:ascii="Arial" w:cs="Arial" w:eastAsia="Arial" w:hAnsi="Arial"/>
+                <w:sz w:val="20"/>
+                <w:szCs w:val="20"/>
+              </w:rPr>
+              <w:br/>
+              <w:t xml:space="preserve"/>
+            </w:r>
+            <w:r>
+              <w:rPr>
+                <w:rFonts w:ascii="Arial" w:cs="Arial" w:eastAsia="Arial" w:hAnsi="Arial"/>
+                <w:b/>
+                <w:bCs/>
+                <w:i/>
+                <w:iCs/>
+                <w:color w:val="555555"/>
+                <w:sz w:val="20"/>
+                <w:szCs w:val="20"/>
+              </w:rPr>
+              <w:t xml:space="preserve">→ Live Demo — </w:t>
+            </w:r>
+            <w:r>
+              <w:rPr>
+                <w:rFonts w:ascii="Arial" w:cs="Arial" w:eastAsia="Arial" w:hAnsi="Arial"/>
+                <w:b w:val="false"/>
+                <w:bCs w:val="false"/>
+                <w:i/>
+                <w:iCs/>
+                <w:color w:val="555555"/>
+                <w:sz w:val="20"/>
+                <w:szCs w:val="20"/>
+              </w:rPr>
+              <w:t xml:space="preserve">type examples as students follow along in their own editor.</w:t>
+            </w:r>
+            <w:r>
+              <w:rPr>
+                <w:rFonts w:ascii="Arial" w:cs="Arial" w:eastAsia="Arial" w:hAnsi="Arial"/>
+                <w:sz w:val="20"/>
+                <w:szCs w:val="20"/>
+              </w:rPr>
+              <w:br/>
+              <w:t xml:space="preserve"/>
+            </w:r>
+            <w:r>
+              <w:rPr>
+                <w:rFonts w:ascii="Arial" w:cs="Arial" w:eastAsia="Arial" w:hAnsi="Arial"/>
+                <w:b/>
+                <w:bCs/>
+                <w:i/>
+                <w:iCs/>
+                <w:color w:val="555555"/>
+                <w:sz w:val="20"/>
+                <w:szCs w:val="20"/>
+              </w:rPr>
+              <w:t xml:space="preserve">→ Check for Understanding: </w:t>
+            </w:r>
+            <w:r>
+              <w:rPr>
+                <w:rFonts w:ascii="Arial" w:cs="Arial" w:eastAsia="Arial" w:hAnsi="Arial"/>
+                <w:b w:val="false"/>
+                <w:bCs w:val="false"/>
+                <w:i/>
+                <w:iCs/>
+                <w:color w:val="555555"/>
+                <w:sz w:val="20"/>
+                <w:szCs w:val="20"/>
+              </w:rPr>
+              <w:t xml:space="preserve">pause and cold-call: “Can someone explain what we just did in their own words?”</w:t>
             </w:r>
           </w:p>
         </w:tc>
@@ -377,9 +814,9 @@
               <w:right w:val="single" w:color="CCCCCC" w:sz="1"/>
             </w:tcBorders>
             <w:tcMar>
-              <w:top w:type="dxa" w:w="60"/>
+              <w:top w:type="dxa" w:w="80"/>
               <w:left w:type="dxa" w:w="120"/>
-              <w:bottom w:type="dxa" w:w="60"/>
+              <w:bottom w:type="dxa" w:w="80"/>
               <w:right w:type="dxa" w:w="120"/>
             </w:tcMar>
           </w:tcPr>
@@ -406,20 +843,90 @@
               <w:right w:val="single" w:color="CCCCCC" w:sz="1"/>
             </w:tcBorders>
             <w:tcMar>
-              <w:top w:type="dxa" w:w="60"/>
+              <w:top w:type="dxa" w:w="80"/>
               <w:left w:type="dxa" w:w="120"/>
-              <w:bottom w:type="dxa" w:w="60"/>
+              <w:bottom w:type="dxa" w:w="80"/>
               <w:right w:type="dxa" w:w="120"/>
             </w:tcMar>
           </w:tcPr>
           <w:p>
-            <w:r>
-              <w:rPr>
-                <w:rFonts w:ascii="Arial" w:cs="Arial" w:eastAsia="Arial" w:hAnsi="Arial"/>
-                <w:sz w:val="20"/>
-                <w:szCs w:val="20"/>
+            <w:pPr>
+              <w:spacing w:after="80" w:before="80"/>
+            </w:pPr>
+            <w:r>
+              <w:rPr>
+                <w:rFonts w:ascii="Arial" w:cs="Arial" w:eastAsia="Arial" w:hAnsi="Arial"/>
+                <w:b/>
+                <w:bCs/>
+                <w:i w:val="false"/>
+                <w:iCs w:val="false"/>
+                <w:color w:val="000000"/>
+                <w:sz w:val="22"/>
+                <w:szCs w:val="22"/>
               </w:rPr>
               <w:t xml:space="preserve">Guided Practice</w:t>
+            </w:r>
+            <w:r>
+              <w:rPr>
+                <w:rFonts w:ascii="Arial" w:cs="Arial" w:eastAsia="Arial" w:hAnsi="Arial"/>
+                <w:sz w:val="20"/>
+                <w:szCs w:val="20"/>
+              </w:rPr>
+              <w:br/>
+              <w:t xml:space="preserve"/>
+            </w:r>
+            <w:r>
+              <w:rPr>
+                <w:rFonts w:ascii="Arial" w:cs="Arial" w:eastAsia="Arial" w:hAnsi="Arial"/>
+                <w:sz w:val="20"/>
+                <w:szCs w:val="20"/>
+              </w:rPr>
+              <w:br/>
+              <w:t xml:space="preserve"/>
+            </w:r>
+            <w:r>
+              <w:rPr>
+                <w:rFonts w:ascii="Arial" w:cs="Arial" w:eastAsia="Arial" w:hAnsi="Arial"/>
+                <w:b w:val="false"/>
+                <w:bCs w:val="false"/>
+                <w:i w:val="false"/>
+                <w:iCs w:val="false"/>
+                <w:color w:val="000000"/>
+                <w:sz w:val="20"/>
+                <w:szCs w:val="20"/>
+              </w:rPr>
+              <w:t xml:space="preserve">Activity: Implement Comparison for a Time Class</w:t>
+            </w:r>
+            <w:r>
+              <w:rPr>
+                <w:rFonts w:ascii="Arial" w:cs="Arial" w:eastAsia="Arial" w:hAnsi="Arial"/>
+                <w:sz w:val="20"/>
+                <w:szCs w:val="20"/>
+              </w:rPr>
+              <w:br/>
+              <w:t xml:space="preserve"/>
+            </w:r>
+            <w:r>
+              <w:rPr>
+                <w:rFonts w:ascii="Arial" w:cs="Arial" w:eastAsia="Arial" w:hAnsi="Arial"/>
+                <w:sz w:val="20"/>
+                <w:szCs w:val="20"/>
+              </w:rPr>
+              <w:br/>
+              <w:t xml:space="preserve"/>
+            </w:r>
+            <w:r>
+              <w:rPr>
+                <w:rFonts w:ascii="Arial" w:cs="Arial" w:eastAsia="Arial" w:hAnsi="Arial"/>
+                <w:b w:val="false"/>
+                <w:bCs w:val="false"/>
+                <w:i/>
+                <w:iCs/>
+                <w:color w:val="555555"/>
+                <w:sz w:val="20"/>
+                <w:szCs w:val="20"/>
+              </w:rPr>
+              <w:t xml:space="preserve">→ Teacher models — students try alongside, then compare results.</w:t>
             </w:r>
           </w:p>
         </w:tc>
@@ -435,9 +942,9 @@
               <w:right w:val="single" w:color="CCCCCC" w:sz="1"/>
             </w:tcBorders>
             <w:tcMar>
-              <w:top w:type="dxa" w:w="60"/>
+              <w:top w:type="dxa" w:w="80"/>
               <w:left w:type="dxa" w:w="120"/>
-              <w:bottom w:type="dxa" w:w="60"/>
+              <w:bottom w:type="dxa" w:w="80"/>
               <w:right w:type="dxa" w:w="120"/>
             </w:tcMar>
           </w:tcPr>
@@ -450,7 +957,7 @@
                 <w:sz w:val="20"/>
                 <w:szCs w:val="20"/>
               </w:rPr>
-              <w:t xml:space="preserve">15-20 min</w:t>
+              <w:t xml:space="preserve">15–20 min</w:t>
             </w:r>
           </w:p>
         </w:tc>
@@ -464,20 +971,164 @@
               <w:right w:val="single" w:color="CCCCCC" w:sz="1"/>
             </w:tcBorders>
             <w:tcMar>
-              <w:top w:type="dxa" w:w="60"/>
+              <w:top w:type="dxa" w:w="80"/>
               <w:left w:type="dxa" w:w="120"/>
-              <w:bottom w:type="dxa" w:w="60"/>
+              <w:bottom w:type="dxa" w:w="80"/>
               <w:right w:type="dxa" w:w="120"/>
             </w:tcMar>
           </w:tcPr>
           <w:p>
-            <w:r>
-              <w:rPr>
-                <w:rFonts w:ascii="Arial" w:cs="Arial" w:eastAsia="Arial" w:hAnsi="Arial"/>
-                <w:sz w:val="20"/>
-                <w:szCs w:val="20"/>
+            <w:pPr>
+              <w:spacing w:after="80" w:before="80"/>
+            </w:pPr>
+            <w:r>
+              <w:rPr>
+                <w:rFonts w:ascii="Arial" w:cs="Arial" w:eastAsia="Arial" w:hAnsi="Arial"/>
+                <w:b/>
+                <w:bCs/>
+                <w:i w:val="false"/>
+                <w:iCs w:val="false"/>
+                <w:color w:val="000000"/>
+                <w:sz w:val="22"/>
+                <w:szCs w:val="22"/>
               </w:rPr>
               <w:t xml:space="preserve">Independent Practice / Code Along</w:t>
+            </w:r>
+            <w:r>
+              <w:rPr>
+                <w:rFonts w:ascii="Arial" w:cs="Arial" w:eastAsia="Arial" w:hAnsi="Arial"/>
+                <w:sz w:val="20"/>
+                <w:szCs w:val="20"/>
+              </w:rPr>
+              <w:br/>
+              <w:t xml:space="preserve"/>
+            </w:r>
+            <w:r>
+              <w:rPr>
+                <w:rFonts w:ascii="Arial" w:cs="Arial" w:eastAsia="Arial" w:hAnsi="Arial"/>
+                <w:b/>
+                <w:bCs/>
+                <w:i w:val="false"/>
+                <w:iCs w:val="false"/>
+                <w:color w:val="000000"/>
+                <w:sz w:val="20"/>
+                <w:szCs w:val="20"/>
+              </w:rPr>
+              <w:t xml:space="preserve">    Beginner: </w:t>
+            </w:r>
+            <w:r>
+              <w:rPr>
+                <w:rFonts w:ascii="Arial" w:cs="Arial" w:eastAsia="Arial" w:hAnsi="Arial"/>
+                <w:b w:val="false"/>
+                <w:bCs w:val="false"/>
+                <w:i w:val="false"/>
+                <w:iCs w:val="false"/>
+                <w:color w:val="000000"/>
+                <w:sz w:val="20"/>
+                <w:szCs w:val="20"/>
+              </w:rPr>
+              <w:t xml:space="preserve">Implement __len__() for a Playlist. Also implement __eq__() to compare playlists by song count.</w:t>
+            </w:r>
+            <w:r>
+              <w:rPr>
+                <w:rFonts w:ascii="Arial" w:cs="Arial" w:eastAsia="Arial" w:hAnsi="Arial"/>
+                <w:sz w:val="20"/>
+                <w:szCs w:val="20"/>
+              </w:rPr>
+              <w:br/>
+              <w:t xml:space="preserve"/>
+            </w:r>
+            <w:r>
+              <w:rPr>
+                <w:rFonts w:ascii="Arial" w:cs="Arial" w:eastAsia="Arial" w:hAnsi="Arial"/>
+                <w:b/>
+                <w:bCs/>
+                <w:i w:val="false"/>
+                <w:iCs w:val="false"/>
+                <w:color w:val="000000"/>
+                <w:sz w:val="20"/>
+                <w:szCs w:val="20"/>
+              </w:rPr>
+              <w:t xml:space="preserve">    Intermediate: </w:t>
+            </w:r>
+            <w:r>
+              <w:rPr>
+                <w:rFonts w:ascii="Arial" w:cs="Arial" w:eastAsia="Arial" w:hAnsi="Arial"/>
+                <w:b w:val="false"/>
+                <w:bCs w:val="false"/>
+                <w:i w:val="false"/>
+                <w:iCs w:val="false"/>
+                <w:color w:val="000000"/>
+                <w:sz w:val="20"/>
+                <w:szCs w:val="20"/>
+              </w:rPr>
+              <w:t xml:space="preserve">Create a Price class with currency amount. Implement __add__(), __sub__(), __mul__(), __eq__(), __lt__().</w:t>
+            </w:r>
+            <w:r>
+              <w:rPr>
+                <w:rFonts w:ascii="Arial" w:cs="Arial" w:eastAsia="Arial" w:hAnsi="Arial"/>
+                <w:sz w:val="20"/>
+                <w:szCs w:val="20"/>
+              </w:rPr>
+              <w:br/>
+              <w:t xml:space="preserve"/>
+            </w:r>
+            <w:r>
+              <w:rPr>
+                <w:rFonts w:ascii="Arial" w:cs="Arial" w:eastAsia="Arial" w:hAnsi="Arial"/>
+                <w:b/>
+                <w:bCs/>
+                <w:i w:val="false"/>
+                <w:iCs w:val="false"/>
+                <w:color w:val="000000"/>
+                <w:sz w:val="20"/>
+                <w:szCs w:val="20"/>
+              </w:rPr>
+              <w:t xml:space="preserve">    Challenge: </w:t>
+            </w:r>
+            <w:r>
+              <w:rPr>
+                <w:rFonts w:ascii="Arial" w:cs="Arial" w:eastAsia="Arial" w:hAnsi="Arial"/>
+                <w:b w:val="false"/>
+                <w:bCs w:val="false"/>
+                <w:i w:val="false"/>
+                <w:iCs w:val="false"/>
+                <w:color w:val="000000"/>
+                <w:sz w:val="20"/>
+                <w:szCs w:val="20"/>
+              </w:rPr>
+              <w:t xml:space="preserve">Create a Deck class. Implement __len__() for card count, __add__() to combine decks, __eq__() for comparison.</w:t>
+            </w:r>
+            <w:r>
+              <w:rPr>
+                <w:rFonts w:ascii="Arial" w:cs="Arial" w:eastAsia="Arial" w:hAnsi="Arial"/>
+                <w:sz w:val="20"/>
+                <w:szCs w:val="20"/>
+              </w:rPr>
+              <w:br/>
+              <w:t xml:space="preserve"/>
+            </w:r>
+            <w:r>
+              <w:rPr>
+                <w:rFonts w:ascii="Arial" w:cs="Arial" w:eastAsia="Arial" w:hAnsi="Arial"/>
+                <w:sz w:val="20"/>
+                <w:szCs w:val="20"/>
+              </w:rPr>
+              <w:br/>
+              <w:t xml:space="preserve"/>
+            </w:r>
+            <w:r>
+              <w:rPr>
+                <w:rFonts w:ascii="Arial" w:cs="Arial" w:eastAsia="Arial" w:hAnsi="Arial"/>
+                <w:b w:val="false"/>
+                <w:bCs w:val="false"/>
+                <w:i/>
+                <w:iCs/>
+                <w:color w:val="555555"/>
+                <w:sz w:val="20"/>
+                <w:szCs w:val="20"/>
+              </w:rPr>
+              <w:t xml:space="preserve">→ Teacher circulates — offer hints, check for understanding.</w:t>
             </w:r>
           </w:p>
         </w:tc>
@@ -493,9 +1144,9 @@
               <w:right w:val="single" w:color="CCCCCC" w:sz="1"/>
             </w:tcBorders>
             <w:tcMar>
-              <w:top w:type="dxa" w:w="60"/>
+              <w:top w:type="dxa" w:w="80"/>
               <w:left w:type="dxa" w:w="120"/>
-              <w:bottom w:type="dxa" w:w="60"/>
+              <w:bottom w:type="dxa" w:w="80"/>
               <w:right w:type="dxa" w:w="120"/>
             </w:tcMar>
           </w:tcPr>
@@ -522,20 +1173,90 @@
               <w:right w:val="single" w:color="CCCCCC" w:sz="1"/>
             </w:tcBorders>
             <w:tcMar>
-              <w:top w:type="dxa" w:w="60"/>
+              <w:top w:type="dxa" w:w="80"/>
               <w:left w:type="dxa" w:w="120"/>
-              <w:bottom w:type="dxa" w:w="60"/>
+              <w:bottom w:type="dxa" w:w="80"/>
               <w:right w:type="dxa" w:w="120"/>
             </w:tcMar>
           </w:tcPr>
           <w:p>
-            <w:r>
-              <w:rPr>
-                <w:rFonts w:ascii="Arial" w:cs="Arial" w:eastAsia="Arial" w:hAnsi="Arial"/>
-                <w:sz w:val="20"/>
-                <w:szCs w:val="20"/>
+            <w:pPr>
+              <w:spacing w:after="80" w:before="80"/>
+            </w:pPr>
+            <w:r>
+              <w:rPr>
+                <w:rFonts w:ascii="Arial" w:cs="Arial" w:eastAsia="Arial" w:hAnsi="Arial"/>
+                <w:b/>
+                <w:bCs/>
+                <w:i w:val="false"/>
+                <w:iCs w:val="false"/>
+                <w:color w:val="000000"/>
+                <w:sz w:val="22"/>
+                <w:szCs w:val="22"/>
               </w:rPr>
               <w:t xml:space="preserve">Exit Ticket / Wrap-Up</w:t>
+            </w:r>
+            <w:r>
+              <w:rPr>
+                <w:rFonts w:ascii="Arial" w:cs="Arial" w:eastAsia="Arial" w:hAnsi="Arial"/>
+                <w:sz w:val="20"/>
+                <w:szCs w:val="20"/>
+              </w:rPr>
+              <w:br/>
+              <w:t xml:space="preserve"/>
+            </w:r>
+            <w:r>
+              <w:rPr>
+                <w:rFonts w:ascii="Arial" w:cs="Arial" w:eastAsia="Arial" w:hAnsi="Arial"/>
+                <w:sz w:val="20"/>
+                <w:szCs w:val="20"/>
+              </w:rPr>
+              <w:br/>
+              <w:t xml:space="preserve"/>
+            </w:r>
+            <w:r>
+              <w:rPr>
+                <w:rFonts w:ascii="Arial" w:cs="Arial" w:eastAsia="Arial" w:hAnsi="Arial"/>
+                <w:b w:val="false"/>
+                <w:bCs w:val="false"/>
+                <w:i w:val="false"/>
+                <w:iCs w:val="false"/>
+                <w:color w:val="000000"/>
+                <w:sz w:val="20"/>
+                <w:szCs w:val="20"/>
+              </w:rPr>
+              <w:t xml:space="preserve">Quick Check: Implement comparison and arithmetic special methods to make objects behave like built-in types?</w:t>
+            </w:r>
+            <w:r>
+              <w:rPr>
+                <w:rFonts w:ascii="Arial" w:cs="Arial" w:eastAsia="Arial" w:hAnsi="Arial"/>
+                <w:sz w:val="20"/>
+                <w:szCs w:val="20"/>
+              </w:rPr>
+              <w:br/>
+              <w:t xml:space="preserve"/>
+            </w:r>
+            <w:r>
+              <w:rPr>
+                <w:rFonts w:ascii="Arial" w:cs="Arial" w:eastAsia="Arial" w:hAnsi="Arial"/>
+                <w:sz w:val="20"/>
+                <w:szCs w:val="20"/>
+              </w:rPr>
+              <w:br/>
+              <w:t xml:space="preserve"/>
+            </w:r>
+            <w:r>
+              <w:rPr>
+                <w:rFonts w:ascii="Arial" w:cs="Arial" w:eastAsia="Arial" w:hAnsi="Arial"/>
+                <w:b w:val="false"/>
+                <w:bCs w:val="false"/>
+                <w:i/>
+                <w:iCs/>
+                <w:color w:val="555555"/>
+                <w:sz w:val="20"/>
+                <w:szCs w:val="20"/>
+              </w:rPr>
+              <w:t xml:space="preserve">→ 3–2–1: Name 3 things learned, 2 new vocab words, 1 question you still have.</w:t>
             </w:r>
           </w:p>
         </w:tc>
@@ -710,19 +1431,6 @@
                 <w:sz w:val="18"/>
                 <w:szCs w:val="18"/>
               </w:rPr>
-              <w:t xml:space="preserve"># __len__() example</w:t>
-            </w:r>
-          </w:p>
-          <w:p>
-            <w:pPr>
-              <w:spacing w:after="20"/>
-            </w:pPr>
-            <w:r>
-              <w:rPr>
-                <w:rFonts w:ascii="Courier New" w:cs="Courier New" w:eastAsia="Courier New" w:hAnsi="Courier New"/>
-                <w:sz w:val="18"/>
-                <w:szCs w:val="18"/>
-              </w:rPr>
               <w:t xml:space="preserve">class Playlist:</w:t>
             </w:r>
           </w:p>
@@ -866,7 +1574,7 @@
                 <w:sz w:val="18"/>
                 <w:szCs w:val="18"/>
               </w:rPr>
-              <w:t xml:space="preserve"># __eq__() example</w:t>
+              <w:t xml:space="preserve"> </w:t>
             </w:r>
           </w:p>
           <w:p>
@@ -1113,7 +1821,7 @@
                 <w:sz w:val="18"/>
                 <w:szCs w:val="18"/>
               </w:rPr>
-              <w:t xml:space="preserve"># __lt__() example</w:t>
+              <w:t xml:space="preserve"> </w:t>
             </w:r>
           </w:p>
           <w:p>
@@ -1334,7 +2042,7 @@
                 <w:sz w:val="18"/>
                 <w:szCs w:val="18"/>
               </w:rPr>
-              <w:t xml:space="preserve"># Sorting with custom comparison</w:t>
+              <w:t xml:space="preserve"> </w:t>
             </w:r>
           </w:p>
           <w:p>
@@ -1412,7 +2120,7 @@
                 <w:sz w:val="18"/>
                 <w:szCs w:val="18"/>
               </w:rPr>
-              <w:t xml:space="preserve"># __add__() example</w:t>
+              <w:t xml:space="preserve"> </w:t>
             </w:r>
           </w:p>
           <w:p>
@@ -1633,7 +2341,7 @@
                 <w:sz w:val="18"/>
                 <w:szCs w:val="18"/>
               </w:rPr>
-              <w:t xml:space="preserve"># Money/Currency example</w:t>
+              <w:t xml:space="preserve"> </w:t>
             </w:r>
           </w:p>
           <w:p>
@@ -2036,7 +2744,7 @@
                 <w:sz w:val="18"/>
                 <w:szCs w:val="18"/>
               </w:rPr>
-              <w:t xml:space="preserve"># String concatenation with objects</w:t>
+              <w:t xml:space="preserve"> </w:t>
             </w:r>
           </w:p>
           <w:p>
@@ -2244,7 +2952,7 @@
                 <w:sz w:val="18"/>
                 <w:szCs w:val="18"/>
               </w:rPr>
-              <w:t xml:space="preserve"># Complex number example</w:t>
+              <w:t xml:space="preserve"> </w:t>
             </w:r>
           </w:p>
           <w:p>
@@ -2647,7 +3355,7 @@
                 <w:sz w:val="18"/>
                 <w:szCs w:val="18"/>
               </w:rPr>
-              <w:t xml:space="preserve"># Fraction example</w:t>
+              <w:t xml:space="preserve"> </w:t>
             </w:r>
           </w:p>
           <w:p>
@@ -3011,7 +3719,7 @@
                 <w:sz w:val="18"/>
                 <w:szCs w:val="18"/>
               </w:rPr>
-              <w:t xml:space="preserve"># Date comparison</w:t>
+              <w:t xml:space="preserve"> </w:t>
             </w:r>
           </w:p>
           <w:p>
@@ -3466,7 +4174,7 @@
                 <w:sz w:val="18"/>
                 <w:szCs w:val="18"/>
               </w:rPr>
-              <w:t xml:space="preserve"># Point distance and comparison</w:t>
+              <w:t xml:space="preserve"> </w:t>
             </w:r>
           </w:p>
           <w:p>
@@ -3856,7 +4564,7 @@
                 <w:sz w:val="18"/>
                 <w:szCs w:val="18"/>
               </w:rPr>
-              <w:t xml:space="preserve"># Sorting points by distance</w:t>
+              <w:t xml:space="preserve"> </w:t>
             </w:r>
           </w:p>
           <w:p>
@@ -4497,19 +5205,6 @@
                 <w:sz w:val="18"/>
                 <w:szCs w:val="18"/>
               </w:rPr>
-              <w:t xml:space="preserve"># Problem 1</w:t>
-            </w:r>
-          </w:p>
-          <w:p>
-            <w:pPr>
-              <w:spacing w:after="20"/>
-            </w:pPr>
-            <w:r>
-              <w:rPr>
-                <w:rFonts w:ascii="Courier New" w:cs="Courier New" w:eastAsia="Courier New" w:hAnsi="Courier New"/>
-                <w:sz w:val="18"/>
-                <w:szCs w:val="18"/>
-              </w:rPr>
               <w:t xml:space="preserve">class Playlist:</w:t>
             </w:r>
           </w:p>
@@ -4718,7 +5413,7 @@
                 <w:sz w:val="18"/>
                 <w:szCs w:val="18"/>
               </w:rPr>
-              <w:t xml:space="preserve"># Problem 2</w:t>
+              <w:t xml:space="preserve"> </w:t>
             </w:r>
           </w:p>
           <w:p>
@@ -5108,7 +5803,7 @@
                 <w:sz w:val="18"/>
                 <w:szCs w:val="18"/>
               </w:rPr>
-              <w:t xml:space="preserve"># Problem 3</w:t>
+              <w:t xml:space="preserve"> </w:t>
             </w:r>
           </w:p>
           <w:p>

--- a/Coding 2 - year/Unit 2 - Object-Oriented Programming/Daily Lesson Plans/Word/Day 18.docx
+++ b/Coding 2 - year/Unit 2 - Object-Oriented Programming/Daily Lesson Plans/Word/Day 18.docx
@@ -380,7 +380,7 @@
                 <w:sz w:val="20"/>
                 <w:szCs w:val="20"/>
               </w:rPr>
-              <w:t xml:space="preserve">    What do you already know about how to implement comparison and arithmetic special methods to make objects behave like built-in types?</w:t>
+              <w:t xml:space="preserve">    Why might a programmer need to implement comparison and arithmetic special methods to make objects behave like built-in types? What problem does it solve?</w:t>
             </w:r>
             <w:r>
               <w:rPr>
@@ -477,7 +477,7 @@
                 <w:sz w:val="20"/>
                 <w:szCs w:val="20"/>
               </w:rPr>
-              <w:t xml:space="preserve">Today's Goal: By the end of class you will be able to implement comparison and arithmetic special methods to make objects behave like built-in types.</w:t>
+              <w:t xml:space="preserve">Today’s Goal: By the end of class you will be able to implement comparison and arithmetic special methods to make objects behave like built-in types.</w:t>
             </w:r>
             <w:r>
               <w:rPr>
@@ -1225,7 +1225,7 @@
                 <w:sz w:val="20"/>
                 <w:szCs w:val="20"/>
               </w:rPr>
-              <w:t xml:space="preserve">Quick Check: Implement comparison and arithmetic special methods to make objects behave like built-in types?</w:t>
+              <w:t xml:space="preserve">Describe the steps you'd follow to implement comparison and arithmetic special methods to make objects behave like built-in types. What would you check to confirm it worked?</w:t>
             </w:r>
             <w:r>
               <w:rPr>
